--- a/example/20210514_新加坡的天空.docx
+++ b/example/20210514_新加坡的天空.docx
@@ -106,7 +106,7 @@
           <w:noProof/>
         </w:rPr>
         <w:drawing>
-          <wp:inline distT="0" distB="0" distL="0" distR="0" wp14:anchorId="24C5666B" wp14:editId="7E81BB52">
+          <wp:inline distT="0" distB="0" distL="0" distR="0" wp14:anchorId="24C5666B" wp14:editId="20006AD4">
             <wp:extent cx="4244246" cy="5651500"/>
             <wp:effectExtent l="0" t="0" r="4445" b="6350"/>
             <wp:docPr id="1116843669" name="图片 1116843669"/>
@@ -123,7 +123,7 @@
                     </pic:cNvPicPr>
                   </pic:nvPicPr>
                   <pic:blipFill>
-                    <a:blip r:embed="rId6" cstate="print">
+                    <a:blip r:embed="rId8" cstate="print">
                       <a:extLst>
                         <a:ext uri="{28A0092B-C50C-407E-A947-70E740481C1C}">
                           <a14:useLocalDpi xmlns:a14="http://schemas.microsoft.com/office/drawing/2010/main" val="0"/>
@@ -1397,7 +1397,7 @@
           <w:noProof/>
         </w:rPr>
         <w:drawing>
-          <wp:inline distT="0" distB="0" distL="0" distR="0" wp14:anchorId="1AE1C5C3" wp14:editId="502D8CDC">
+          <wp:inline distT="0" distB="0" distL="0" distR="0" wp14:anchorId="1AE1C5C3" wp14:editId="672C0D20">
             <wp:extent cx="4244246" cy="5651500"/>
             <wp:effectExtent l="0" t="0" r="4445" b="6350"/>
             <wp:docPr id="11" name="图片 11"/>
@@ -1414,7 +1414,7 @@
                     </pic:cNvPicPr>
                   </pic:nvPicPr>
                   <pic:blipFill>
-                    <a:blip r:embed="rId6" cstate="print">
+                    <a:blip r:embed="rId8" cstate="print">
                       <a:extLst>
                         <a:ext uri="{28A0092B-C50C-407E-A947-70E740481C1C}">
                           <a14:useLocalDpi xmlns:a14="http://schemas.microsoft.com/office/drawing/2010/main" val="0"/>
@@ -2854,7 +2854,7 @@
                     </pic:cNvPicPr>
                   </pic:nvPicPr>
                   <pic:blipFill>
-                    <a:blip r:embed="rId7" cstate="print">
+                    <a:blip r:embed="rId9" cstate="print">
                       <a:extLst>
                         <a:ext uri="{28A0092B-C50C-407E-A947-70E740481C1C}">
                           <a14:useLocalDpi xmlns:a14="http://schemas.microsoft.com/office/drawing/2010/main" val="0"/>
@@ -3997,7 +3997,7 @@
           <w:noProof/>
         </w:rPr>
         <w:drawing>
-          <wp:inline distT="0" distB="0" distL="0" distR="0" wp14:anchorId="164E579D" wp14:editId="5EBE9380">
+          <wp:inline distT="0" distB="0" distL="0" distR="0" wp14:anchorId="164E579D" wp14:editId="2A2EF9A6">
             <wp:extent cx="4255477" cy="3195963"/>
             <wp:effectExtent l="0" t="0" r="0" b="4445"/>
             <wp:docPr id="13" name="图片 13"/>
@@ -4014,7 +4014,7 @@
                     </pic:cNvPicPr>
                   </pic:nvPicPr>
                   <pic:blipFill>
-                    <a:blip r:embed="rId8" cstate="print">
+                    <a:blip r:embed="rId10" cstate="print">
                       <a:extLst>
                         <a:ext uri="{28A0092B-C50C-407E-A947-70E740481C1C}">
                           <a14:useLocalDpi xmlns:a14="http://schemas.microsoft.com/office/drawing/2010/main" val="0"/>
@@ -6260,7 +6260,7 @@
                     </pic:cNvPicPr>
                   </pic:nvPicPr>
                   <pic:blipFill>
-                    <a:blip r:embed="rId9" cstate="print">
+                    <a:blip r:embed="rId11" cstate="print">
                       <a:extLst>
                         <a:ext uri="{28A0092B-C50C-407E-A947-70E740481C1C}">
                           <a14:useLocalDpi xmlns:a14="http://schemas.microsoft.com/office/drawing/2010/main" val="0"/>
@@ -7480,7 +7480,7 @@
           <w:noProof/>
         </w:rPr>
         <w:drawing>
-          <wp:inline distT="0" distB="0" distL="0" distR="0" wp14:anchorId="2E09FD65" wp14:editId="464EF94B">
+          <wp:inline distT="0" distB="0" distL="0" distR="0" wp14:anchorId="2E09FD65" wp14:editId="7C5D811C">
             <wp:extent cx="3915508" cy="5213763"/>
             <wp:effectExtent l="0" t="0" r="8890" b="6350"/>
             <wp:docPr id="1" name="图片 1"/>
@@ -7497,7 +7497,7 @@
                     </pic:cNvPicPr>
                   </pic:nvPicPr>
                   <pic:blipFill>
-                    <a:blip r:embed="rId10" cstate="print">
+                    <a:blip r:embed="rId12" cstate="print">
                       <a:extLst>
                         <a:ext uri="{28A0092B-C50C-407E-A947-70E740481C1C}">
                           <a14:useLocalDpi xmlns:a14="http://schemas.microsoft.com/office/drawing/2010/main" val="0"/>
@@ -7550,7 +7550,7 @@
         </w:rPr>
         <w:lastRenderedPageBreak/>
         <w:drawing>
-          <wp:inline distT="0" distB="0" distL="0" distR="0" wp14:anchorId="0A7EF8D3" wp14:editId="4E77002F">
+          <wp:inline distT="0" distB="0" distL="0" distR="0" wp14:anchorId="0A7EF8D3" wp14:editId="794C3A17">
             <wp:extent cx="5274310" cy="3961130"/>
             <wp:effectExtent l="0" t="0" r="2540" b="1270"/>
             <wp:docPr id="2" name="图片 2"/>
@@ -7567,7 +7567,7 @@
                     </pic:cNvPicPr>
                   </pic:nvPicPr>
                   <pic:blipFill>
-                    <a:blip r:embed="rId11" cstate="print">
+                    <a:blip r:embed="rId13" cstate="print">
                       <a:extLst>
                         <a:ext uri="{28A0092B-C50C-407E-A947-70E740481C1C}">
                           <a14:useLocalDpi xmlns:a14="http://schemas.microsoft.com/office/drawing/2010/main" val="0"/>
@@ -7767,7 +7767,7 @@
           <w:noProof/>
         </w:rPr>
         <w:drawing>
-          <wp:inline distT="0" distB="0" distL="0" distR="0" wp14:anchorId="3DC799BA" wp14:editId="64633F0F">
+          <wp:inline distT="0" distB="0" distL="0" distR="0" wp14:anchorId="3DC799BA" wp14:editId="3C328605">
             <wp:extent cx="4751393" cy="3568407"/>
             <wp:effectExtent l="0" t="0" r="0" b="0"/>
             <wp:docPr id="3" name="图片 3"/>
@@ -7784,7 +7784,7 @@
                     </pic:cNvPicPr>
                   </pic:nvPicPr>
                   <pic:blipFill>
-                    <a:blip r:embed="rId12" cstate="print">
+                    <a:blip r:embed="rId14" cstate="print">
                       <a:extLst>
                         <a:ext uri="{28A0092B-C50C-407E-A947-70E740481C1C}">
                           <a14:useLocalDpi xmlns:a14="http://schemas.microsoft.com/office/drawing/2010/main" val="0"/>
@@ -7838,7 +7838,7 @@
         </w:rPr>
         <w:lastRenderedPageBreak/>
         <w:drawing>
-          <wp:inline distT="0" distB="0" distL="0" distR="0" wp14:anchorId="100A13CC" wp14:editId="00A8BCE5">
+          <wp:inline distT="0" distB="0" distL="0" distR="0" wp14:anchorId="100A13CC" wp14:editId="1953BAD0">
             <wp:extent cx="4845049" cy="3638745"/>
             <wp:effectExtent l="0" t="0" r="0" b="0"/>
             <wp:docPr id="4" name="图片 4"/>
@@ -7855,7 +7855,7 @@
                     </pic:cNvPicPr>
                   </pic:nvPicPr>
                   <pic:blipFill>
-                    <a:blip r:embed="rId13" cstate="print">
+                    <a:blip r:embed="rId15" cstate="print">
                       <a:extLst>
                         <a:ext uri="{28A0092B-C50C-407E-A947-70E740481C1C}">
                           <a14:useLocalDpi xmlns:a14="http://schemas.microsoft.com/office/drawing/2010/main" val="0"/>
@@ -7908,7 +7908,7 @@
           <w:noProof/>
         </w:rPr>
         <w:drawing>
-          <wp:inline distT="0" distB="0" distL="0" distR="0" wp14:anchorId="0B20C43F" wp14:editId="47FAEED2">
+          <wp:inline distT="0" distB="0" distL="0" distR="0" wp14:anchorId="0B20C43F" wp14:editId="77948F8B">
             <wp:extent cx="4737393" cy="3557893"/>
             <wp:effectExtent l="0" t="0" r="6350" b="5080"/>
             <wp:docPr id="5" name="图片 5"/>
@@ -7925,7 +7925,7 @@
                     </pic:cNvPicPr>
                   </pic:nvPicPr>
                   <pic:blipFill>
-                    <a:blip r:embed="rId14" cstate="print">
+                    <a:blip r:embed="rId16" cstate="print">
                       <a:extLst>
                         <a:ext uri="{28A0092B-C50C-407E-A947-70E740481C1C}">
                           <a14:useLocalDpi xmlns:a14="http://schemas.microsoft.com/office/drawing/2010/main" val="0"/>
@@ -8086,7 +8086,7 @@
         </w:rPr>
         <w:lastRenderedPageBreak/>
         <w:drawing>
-          <wp:inline distT="0" distB="0" distL="0" distR="0" wp14:anchorId="2271F993" wp14:editId="37DA2CF1">
+          <wp:inline distT="0" distB="0" distL="0" distR="0" wp14:anchorId="2271F993" wp14:editId="7180DC69">
             <wp:extent cx="4859215" cy="3649384"/>
             <wp:effectExtent l="0" t="0" r="0" b="8255"/>
             <wp:docPr id="6" name="图片 6"/>
@@ -8103,7 +8103,7 @@
                     </pic:cNvPicPr>
                   </pic:nvPicPr>
                   <pic:blipFill>
-                    <a:blip r:embed="rId15" cstate="print">
+                    <a:blip r:embed="rId17" cstate="print">
                       <a:extLst>
                         <a:ext uri="{28A0092B-C50C-407E-A947-70E740481C1C}">
                           <a14:useLocalDpi xmlns:a14="http://schemas.microsoft.com/office/drawing/2010/main" val="0"/>
@@ -8172,7 +8172,7 @@
                     </pic:cNvPicPr>
                   </pic:nvPicPr>
                   <pic:blipFill>
-                    <a:blip r:embed="rId16" cstate="print">
+                    <a:blip r:embed="rId18" cstate="print">
                       <a:extLst>
                         <a:ext uri="{28A0092B-C50C-407E-A947-70E740481C1C}">
                           <a14:useLocalDpi xmlns:a14="http://schemas.microsoft.com/office/drawing/2010/main" val="0"/>
@@ -8584,7 +8584,7 @@
         </w:rPr>
         <w:lastRenderedPageBreak/>
         <w:drawing>
-          <wp:inline distT="0" distB="0" distL="0" distR="0" wp14:anchorId="17F63A4F" wp14:editId="60F526B1">
+          <wp:inline distT="0" distB="0" distL="0" distR="0" wp14:anchorId="17F63A4F" wp14:editId="51136E72">
             <wp:extent cx="3979393" cy="5298831"/>
             <wp:effectExtent l="0" t="0" r="2540" b="0"/>
             <wp:docPr id="9" name="图片 9"/>
@@ -8601,7 +8601,7 @@
                     </pic:cNvPicPr>
                   </pic:nvPicPr>
                   <pic:blipFill>
-                    <a:blip r:embed="rId17" cstate="print">
+                    <a:blip r:embed="rId19" cstate="print">
                       <a:extLst>
                         <a:ext uri="{28A0092B-C50C-407E-A947-70E740481C1C}">
                           <a14:useLocalDpi xmlns:a14="http://schemas.microsoft.com/office/drawing/2010/main" val="0"/>
@@ -8655,7 +8655,7 @@
         </w:rPr>
         <w:lastRenderedPageBreak/>
         <w:drawing>
-          <wp:inline distT="0" distB="0" distL="0" distR="0" wp14:anchorId="09A40E01" wp14:editId="71804572">
+          <wp:inline distT="0" distB="0" distL="0" distR="0" wp14:anchorId="09A40E01" wp14:editId="03578EF1">
             <wp:extent cx="4102649" cy="5462954"/>
             <wp:effectExtent l="0" t="0" r="0" b="4445"/>
             <wp:docPr id="10" name="图片 10"/>
@@ -8672,7 +8672,7 @@
                     </pic:cNvPicPr>
                   </pic:nvPicPr>
                   <pic:blipFill>
-                    <a:blip r:embed="rId18" cstate="print">
+                    <a:blip r:embed="rId20" cstate="print">
                       <a:extLst>
                         <a:ext uri="{28A0092B-C50C-407E-A947-70E740481C1C}">
                           <a14:useLocalDpi xmlns:a14="http://schemas.microsoft.com/office/drawing/2010/main" val="0"/>
@@ -10461,7 +10461,7 @@
         <w:jc w:val="left"/>
         <w:rPr>
           <w:rFonts w:ascii="Microsoft YaHei UI" w:eastAsia="Microsoft YaHei UI" w:hAnsi="Microsoft YaHei UI" w:cs="Microsoft YaHei UI" w:hint="eastAsia"/>
-          <w:bCs/>
+          <w:b/>
           <w:noProof/>
           <w:color w:val="333333"/>
           <w:spacing w:val="12"/>
@@ -10473,7 +10473,7 @@
       <w:r>
         <w:rPr>
           <w:rFonts w:ascii="Microsoft YaHei UI" w:eastAsia="Microsoft YaHei UI" w:hAnsi="Microsoft YaHei UI" w:cs="Microsoft YaHei UI" w:hint="eastAsia"/>
-          <w:bCs/>
+          <w:b/>
           <w:noProof/>
           <w:color w:val="333333"/>
           <w:spacing w:val="12"/>
@@ -10486,7 +10486,7 @@
       <w:r>
         <w:rPr>
           <w:rFonts w:ascii="Microsoft YaHei UI" w:eastAsia="Microsoft YaHei UI" w:hAnsi="Microsoft YaHei UI" w:cs="Microsoft YaHei UI"/>
-          <w:bCs/>
+          <w:b/>
           <w:noProof/>
           <w:color w:val="333333"/>
           <w:spacing w:val="12"/>
@@ -10504,7 +10504,7 @@
         <w:jc w:val="left"/>
         <w:rPr>
           <w:rFonts w:ascii="Microsoft YaHei UI" w:eastAsia="Microsoft YaHei UI" w:hAnsi="Microsoft YaHei UI" w:cs="Microsoft YaHei UI" w:hint="eastAsia"/>
-          <w:bCs/>
+          <w:b/>
           <w:noProof/>
           <w:color w:val="333333"/>
           <w:spacing w:val="12"/>
@@ -10516,7 +10516,7 @@
       <w:r>
         <w:rPr>
           <w:rFonts w:ascii="Microsoft YaHei UI" w:eastAsia="Microsoft YaHei UI" w:hAnsi="Microsoft YaHei UI" w:cs="Microsoft YaHei UI" w:hint="eastAsia"/>
-          <w:bCs/>
+          <w:b/>
           <w:noProof/>
           <w:color w:val="333333"/>
           <w:spacing w:val="12"/>
@@ -10529,7 +10529,7 @@
       <w:r>
         <w:rPr>
           <w:rFonts w:ascii="Microsoft YaHei UI" w:eastAsia="Microsoft YaHei UI" w:hAnsi="Microsoft YaHei UI" w:cs="Microsoft YaHei UI"/>
-          <w:bCs/>
+          <w:b/>
           <w:noProof/>
           <w:color w:val="333333"/>
           <w:spacing w:val="12"/>
@@ -10547,9 +10547,7 @@
         <w:jc w:val="left"/>
         <w:rPr>
           <w:rFonts w:ascii="Microsoft YaHei UI" w:eastAsia="Microsoft YaHei UI" w:hAnsi="Microsoft YaHei UI" w:cs="Microsoft YaHei UI" w:hint="eastAsia"/>
-          <w:bCs/>
-          <w:i/>
-          <w:iCs/>
+          <w:b/>
           <w:noProof/>
           <w:color w:val="333333"/>
           <w:spacing w:val="12"/>
@@ -10561,9 +10559,7 @@
       <w:r>
         <w:rPr>
           <w:rFonts w:ascii="Microsoft YaHei UI" w:eastAsia="Microsoft YaHei UI" w:hAnsi="Microsoft YaHei UI" w:cs="Microsoft YaHei UI"/>
-          <w:bCs/>
-          <w:i/>
-          <w:iCs/>
+          <w:b/>
           <w:noProof/>
           <w:color w:val="333333"/>
           <w:spacing w:val="12"/>
@@ -10814,6 +10810,64 @@
     </w:sectPr>
   </w:body>
 </w:document>
+</file>
+
+<file path=word/endnotes.xml><?xml version="1.0" encoding="utf-8"?>
+<w:endnotes xmlns:wpc="http://schemas.microsoft.com/office/word/2010/wordprocessingCanvas" xmlns:cx="http://schemas.microsoft.com/office/drawing/2014/chartex" xmlns:cx1="http://schemas.microsoft.com/office/drawing/2015/9/8/chartex" xmlns:cx2="http://schemas.microsoft.com/office/drawing/2015/10/21/chartex" xmlns:cx3="http://schemas.microsoft.com/office/drawing/2016/5/9/chartex" xmlns:cx4="http://schemas.microsoft.com/office/drawing/2016/5/10/chartex" xmlns:cx5="http://schemas.microsoft.com/office/drawing/2016/5/11/chartex" xmlns:cx6="http://schemas.microsoft.com/office/drawing/2016/5/12/chartex" xmlns:cx7="http://schemas.microsoft.com/office/drawing/2016/5/13/chartex" xmlns:cx8="http://schemas.microsoft.com/office/drawing/2016/5/14/chartex" xmlns:mc="http://schemas.openxmlformats.org/markup-compatibility/2006" xmlns:aink="http://schemas.microsoft.com/office/drawing/2016/ink" xmlns:am3d="http://schemas.microsoft.com/office/drawing/2017/model3d" xmlns:o="urn:schemas-microsoft-com:office:office" xmlns:oel="http://schemas.microsoft.com/office/2019/extlst" xmlns:r="http://schemas.openxmlformats.org/officeDocument/2006/relationships" xmlns:m="http://schemas.openxmlformats.org/officeDocument/2006/math" xmlns:v="urn:schemas-microsoft-com:vml" xmlns:wp14="http://schemas.microsoft.com/office/word/2010/wordprocessingDrawing" xmlns:wp="http://schemas.openxmlformats.org/drawingml/2006/wordprocessingDrawing" xmlns:w10="urn:schemas-microsoft-com:office:word" xmlns:w="http://schemas.openxmlformats.org/wordprocessingml/2006/main" xmlns:w14="http://schemas.microsoft.com/office/word/2010/wordml" xmlns:w15="http://schemas.microsoft.com/office/word/2012/wordml" xmlns:w16cei="http://schemas.microsoft.com/office/word/2026/wordml/cei" xmlns:w16cex="http://schemas.microsoft.com/office/word/2018/wordml/cex" xmlns:w16cid="http://schemas.microsoft.com/office/word/2016/wordml/cid" xmlns:w16="http://schemas.microsoft.com/office/word/2018/wordml" xmlns:w16du="http://schemas.microsoft.com/office/word/2023/wordml/word16du" xmlns:w16sdtdh="http://schemas.microsoft.com/office/word/2020/wordml/sdtdatahash" xmlns:w16sdtfl="http://schemas.microsoft.com/office/word/2024/wordml/sdtformatlock" xmlns:w16se="http://schemas.microsoft.com/office/word/2015/wordml/symex" xmlns:wpg="http://schemas.microsoft.com/office/word/2010/wordprocessingGroup" xmlns:wpi="http://schemas.microsoft.com/office/word/2010/wordprocessingInk" xmlns:wne="http://schemas.microsoft.com/office/word/2006/wordml" xmlns:wps="http://schemas.microsoft.com/office/word/2010/wordprocessingShape" mc:Ignorable="w14 w15 w16se w16cid w16 w16cex w16sdtdh w16sdtfl w16du wp14">
+  <w:endnote w:type="separator" w:id="-1">
+    <w:p>
+      <w:pPr>
+        <w:rPr>
+          <w:rFonts w:hint="eastAsia"/>
+        </w:rPr>
+      </w:pPr>
+      <w:r>
+        <w:separator/>
+      </w:r>
+    </w:p>
+  </w:endnote>
+  <w:endnote w:type="continuationSeparator" w:id="0">
+    <w:p>
+      <w:pPr>
+        <w:rPr>
+          <w:rFonts w:hint="eastAsia"/>
+        </w:rPr>
+      </w:pPr>
+      <w:r>
+        <w:continuationSeparator/>
+      </w:r>
+    </w:p>
+  </w:endnote>
+</w:endnotes>
+</file>
+
+<file path=word/footnotes.xml><?xml version="1.0" encoding="utf-8"?>
+<w:footnotes xmlns:wpc="http://schemas.microsoft.com/office/word/2010/wordprocessingCanvas" xmlns:cx="http://schemas.microsoft.com/office/drawing/2014/chartex" xmlns:cx1="http://schemas.microsoft.com/office/drawing/2015/9/8/chartex" xmlns:cx2="http://schemas.microsoft.com/office/drawing/2015/10/21/chartex" xmlns:cx3="http://schemas.microsoft.com/office/drawing/2016/5/9/chartex" xmlns:cx4="http://schemas.microsoft.com/office/drawing/2016/5/10/chartex" xmlns:cx5="http://schemas.microsoft.com/office/drawing/2016/5/11/chartex" xmlns:cx6="http://schemas.microsoft.com/office/drawing/2016/5/12/chartex" xmlns:cx7="http://schemas.microsoft.com/office/drawing/2016/5/13/chartex" xmlns:cx8="http://schemas.microsoft.com/office/drawing/2016/5/14/chartex" xmlns:mc="http://schemas.openxmlformats.org/markup-compatibility/2006" xmlns:aink="http://schemas.microsoft.com/office/drawing/2016/ink" xmlns:am3d="http://schemas.microsoft.com/office/drawing/2017/model3d" xmlns:o="urn:schemas-microsoft-com:office:office" xmlns:oel="http://schemas.microsoft.com/office/2019/extlst" xmlns:r="http://schemas.openxmlformats.org/officeDocument/2006/relationships" xmlns:m="http://schemas.openxmlformats.org/officeDocument/2006/math" xmlns:v="urn:schemas-microsoft-com:vml" xmlns:wp14="http://schemas.microsoft.com/office/word/2010/wordprocessingDrawing" xmlns:wp="http://schemas.openxmlformats.org/drawingml/2006/wordprocessingDrawing" xmlns:w10="urn:schemas-microsoft-com:office:word" xmlns:w="http://schemas.openxmlformats.org/wordprocessingml/2006/main" xmlns:w14="http://schemas.microsoft.com/office/word/2010/wordml" xmlns:w15="http://schemas.microsoft.com/office/word/2012/wordml" xmlns:w16cei="http://schemas.microsoft.com/office/word/2026/wordml/cei" xmlns:w16cex="http://schemas.microsoft.com/office/word/2018/wordml/cex" xmlns:w16cid="http://schemas.microsoft.com/office/word/2016/wordml/cid" xmlns:w16="http://schemas.microsoft.com/office/word/2018/wordml" xmlns:w16du="http://schemas.microsoft.com/office/word/2023/wordml/word16du" xmlns:w16sdtdh="http://schemas.microsoft.com/office/word/2020/wordml/sdtdatahash" xmlns:w16sdtfl="http://schemas.microsoft.com/office/word/2024/wordml/sdtformatlock" xmlns:w16se="http://schemas.microsoft.com/office/word/2015/wordml/symex" xmlns:wpg="http://schemas.microsoft.com/office/word/2010/wordprocessingGroup" xmlns:wpi="http://schemas.microsoft.com/office/word/2010/wordprocessingInk" xmlns:wne="http://schemas.microsoft.com/office/word/2006/wordml" xmlns:wps="http://schemas.microsoft.com/office/word/2010/wordprocessingShape" mc:Ignorable="w14 w15 w16se w16cid w16 w16cex w16sdtdh w16sdtfl w16du wp14">
+  <w:footnote w:type="separator" w:id="-1">
+    <w:p>
+      <w:pPr>
+        <w:rPr>
+          <w:rFonts w:hint="eastAsia"/>
+        </w:rPr>
+      </w:pPr>
+      <w:r>
+        <w:separator/>
+      </w:r>
+    </w:p>
+  </w:footnote>
+  <w:footnote w:type="continuationSeparator" w:id="0">
+    <w:p>
+      <w:pPr>
+        <w:rPr>
+          <w:rFonts w:hint="eastAsia"/>
+        </w:rPr>
+      </w:pPr>
+      <w:r>
+        <w:continuationSeparator/>
+      </w:r>
+    </w:p>
+  </w:footnote>
+</w:footnotes>
 </file>
 
 <file path=word/numbering.xml><?xml version="1.0" encoding="utf-8"?>
@@ -11551,6 +11605,70 @@
       <w:szCs w:val="32"/>
     </w:rPr>
   </w:style>
+  <w:style w:type="paragraph" w:styleId="a9">
+    <w:name w:val="header"/>
+    <w:basedOn w:val="a"/>
+    <w:link w:val="aa"/>
+    <w:uiPriority w:val="99"/>
+    <w:unhideWhenUsed/>
+    <w:rsid w:val="00EE72F6"/>
+    <w:pPr>
+      <w:tabs>
+        <w:tab w:val="center" w:pos="4153"/>
+        <w:tab w:val="right" w:pos="8306"/>
+      </w:tabs>
+      <w:snapToGrid w:val="0"/>
+      <w:jc w:val="center"/>
+    </w:pPr>
+    <w:rPr>
+      <w:sz w:val="18"/>
+      <w:szCs w:val="18"/>
+    </w:rPr>
+  </w:style>
+  <w:style w:type="character" w:customStyle="1" w:styleId="aa">
+    <w:name w:val="页眉 字符"/>
+    <w:basedOn w:val="a0"/>
+    <w:link w:val="a9"/>
+    <w:uiPriority w:val="99"/>
+    <w:rsid w:val="00EE72F6"/>
+    <w:rPr>
+      <w:rFonts w:eastAsia="微软雅黑"/>
+      <w:sz w:val="18"/>
+      <w:szCs w:val="18"/>
+    </w:rPr>
+  </w:style>
+  <w:style w:type="paragraph" w:styleId="ab">
+    <w:name w:val="footer"/>
+    <w:basedOn w:val="a"/>
+    <w:link w:val="ac"/>
+    <w:uiPriority w:val="99"/>
+    <w:unhideWhenUsed/>
+    <w:rsid w:val="00EE72F6"/>
+    <w:pPr>
+      <w:tabs>
+        <w:tab w:val="center" w:pos="4153"/>
+        <w:tab w:val="right" w:pos="8306"/>
+      </w:tabs>
+      <w:snapToGrid w:val="0"/>
+      <w:jc w:val="left"/>
+    </w:pPr>
+    <w:rPr>
+      <w:sz w:val="18"/>
+      <w:szCs w:val="18"/>
+    </w:rPr>
+  </w:style>
+  <w:style w:type="character" w:customStyle="1" w:styleId="ac">
+    <w:name w:val="页脚 字符"/>
+    <w:basedOn w:val="a0"/>
+    <w:link w:val="ab"/>
+    <w:uiPriority w:val="99"/>
+    <w:rsid w:val="00EE72F6"/>
+    <w:rPr>
+      <w:rFonts w:eastAsia="微软雅黑"/>
+      <w:sz w:val="18"/>
+      <w:szCs w:val="18"/>
+    </w:rPr>
+  </w:style>
 </w:styles>
 </file>
 
